--- a/india_monitor_data/rag/documents/Strike_Intelligence/Infrastructure - Accident_Pattern_Analysis.docx
+++ b/india_monitor_data/rag/documents/Strike_Intelligence/Infrastructure - Accident_Pattern_Analysis.docx
@@ -13,7 +13,7 @@
     </w:p>
     <w:p>
       <w:r>
-        <w:t>Report Generated: 2026-09-08 14:22:30</w:t>
+        <w:t>Report Generated: 2026-09-09 16:49:46</w:t>
       </w:r>
     </w:p>
     <w:p>
@@ -23,7 +23,7 @@
     </w:p>
     <w:p>
       <w:r>
-        <w:t>Total Sector Incidents Analyzed: 9</w:t>
+        <w:t>Total Sector Incidents Analyzed: 14</w:t>
       </w:r>
     </w:p>
     <w:p>
@@ -49,7 +49,12 @@
     </w:p>
     <w:p>
       <w:r>
-        <w:t>• Global: 6 recorded incident(s)</w:t>
+        <w:t>• Global: 10 recorded incident(s)</w:t>
+      </w:r>
+    </w:p>
+    <w:p>
+      <w:r>
+        <w:t>• Port of New York: 1 recorded incident(s)</w:t>
       </w:r>
     </w:p>
     <w:p>
@@ -80,7 +85,7 @@
         <w:rPr>
           <w:b/>
         </w:rPr>
-        <w:t>Case #1: Maritime cyber incidents jump 103%, as CYTUR warns smart ships under fire; urges secure by design overhaul - industrialcyber.co</w:t>
+        <w:t>Case #1: FAA Stops All Flights At Miami International Airport: Aircraft Catches Fire - thetravel.com</w:t>
         <w:br/>
       </w:r>
       <w:r>
@@ -93,7 +98,7 @@
         <w:rPr>
           <w:b/>
         </w:rPr>
-        <w:t>Case #2: CN Rail derailment update details recovery work and repairs - Railway Supply</w:t>
+        <w:t>Case #2: NYC subway delays due to power outage: Latest - FOX 5 New York</w:t>
         <w:br/>
       </w:r>
       <w:r>
@@ -106,7 +111,7 @@
         <w:rPr>
           <w:b/>
         </w:rPr>
-        <w:t>Case #3: Federal report says broken rail caused train derailment east of Sparks in March - KTVN</w:t>
+        <w:t>Case #3: Tanzania derailment raises questions over freight rollout and safety standards - WorldCargo News</w:t>
         <w:br/>
       </w:r>
       <w:r>
@@ -119,7 +124,7 @@
         <w:rPr>
           <w:b/>
         </w:rPr>
-        <w:t>Case #4: No injuries in Henderson train derailment - Mankato Free Press</w:t>
+        <w:t>Case #4: Maritime cyber incidents jump 103%, as CYTUR warns smart ships under fire; urges secure by design overhaul - Industrial Cyber</w:t>
         <w:br/>
       </w:r>
       <w:r>
@@ -132,7 +137,7 @@
         <w:rPr>
           <w:b/>
         </w:rPr>
-        <w:t>Case #5: Freight train derailment in France halts Cherbourg–Carentan line for several weeks - RAILMARKET.com</w:t>
+        <w:t>Case #5: No injuries in Henderson train derailment - mankatofreepress.com</w:t>
         <w:br/>
       </w:r>
       <w:r>
@@ -145,7 +150,7 @@
         <w:rPr>
           <w:b/>
         </w:rPr>
-        <w:t>Case #6: FAA Stops All Flights At Miami International Airport: Aircraft Catches Fire - TheTravel</w:t>
+        <w:t>Case #6: Maritime cyber incidents jump 103%, as CYTUR warns smart ships under fire; urges secure by design overhaul - industrialcyber.co</w:t>
         <w:br/>
       </w:r>
       <w:r>
@@ -158,7 +163,7 @@
         <w:rPr>
           <w:b/>
         </w:rPr>
-        <w:t>Case #7: How safe are SoCal bridges? Alarms raised after Baltimore bridge collapse - ABC7 Los Angeles</w:t>
+        <w:t>Case #7: CN Rail derailment update details recovery work and repairs - Railway Supply</w:t>
         <w:br/>
       </w:r>
       <w:r>
@@ -171,7 +176,7 @@
         <w:rPr>
           <w:b/>
         </w:rPr>
-        <w:t>Case #8: Freight train derailment disrupts key rail corridor in Galicia - Railway Supply</w:t>
+        <w:t>Case #8: Federal report says broken rail caused train derailment east of Sparks in March - KTVN</w:t>
         <w:br/>
       </w:r>
       <w:r>
@@ -184,7 +189,20 @@
         <w:rPr>
           <w:b/>
         </w:rPr>
-        <w:t>Case #9: Air Canada jet collision shuts LaGuardia; pilots killed, dozens injured - Reuters</w:t>
+        <w:t>Case #9: No injuries in Henderson train derailment - Mankato Free Press</w:t>
+        <w:br/>
+      </w:r>
+      <w:r>
+        <w:t>• Date: None | Source: Unknown</w:t>
+        <w:br/>
+      </w:r>
+    </w:p>
+    <w:p>
+      <w:r>
+        <w:rPr>
+          <w:b/>
+        </w:rPr>
+        <w:t>Case #10: Freight train derailment in France halts Cherbourg–Carentan line for several weeks - RAILMARKET.com</w:t>
         <w:br/>
       </w:r>
       <w:r>
